--- a/Self Management Review Template/Dave Review.docx
+++ b/Self Management Review Template/Dave Review.docx
@@ -5,7 +5,11 @@
     <w:sdt>
       <w:sdtPr>
         <w:rPr>
-          <w:lang w:val="en-GB"/>
+          <w:rFonts w:ascii="Times New Roman" w:eastAsiaTheme="minorHAnsi" w:hAnsi="Times New Roman" w:cstheme="minorBidi"/>
+          <w:color w:val="auto"/>
+          <w:sz w:val="24"/>
+          <w:szCs w:val="22"/>
+          <w:lang w:val="en-GB" w:eastAsia="en-US"/>
         </w:rPr>
         <w:id w:val="266285783"/>
         <w:docPartObj>
@@ -15,13 +19,8 @@
       </w:sdtPr>
       <w:sdtEndPr>
         <w:rPr>
-          <w:rFonts w:ascii="Times New Roman" w:eastAsiaTheme="minorHAnsi" w:hAnsi="Times New Roman" w:cstheme="minorBidi"/>
           <w:b/>
           <w:bCs/>
-          <w:color w:val="auto"/>
-          <w:sz w:val="24"/>
-          <w:szCs w:val="22"/>
-          <w:lang w:eastAsia="en-US"/>
         </w:rPr>
       </w:sdtEndPr>
       <w:sdtContent>
@@ -1236,37 +1235,7 @@
         <w:rPr>
           <w:lang w:val="en-NZ"/>
         </w:rPr>
-        <w:t>After this week, I committed to doing more hours per week. Each week, I worked out how many hours I needed using the formula</w:t>
-      </w:r>
-      <w:r>
-        <w:rPr>
-          <w:lang w:val="en-NZ"/>
-        </w:rPr>
-        <w:t xml:space="preserve"> [</w:t>
-      </w:r>
-      <w:r>
-        <w:rPr>
-          <w:lang w:val="en-NZ"/>
-        </w:rPr>
-        <w:t>(450 - Running total)</w:t>
-      </w:r>
-      <w:r>
-        <w:rPr>
-          <w:lang w:val="en-NZ"/>
-        </w:rPr>
-        <w:t xml:space="preserve"> / weeks left]</w:t>
-      </w:r>
-      <w:r>
-        <w:rPr>
-          <w:lang w:val="en-NZ"/>
-        </w:rPr>
-        <w:t xml:space="preserve">, </w:t>
-      </w:r>
-      <w:r>
-        <w:rPr>
-          <w:lang w:val="en-NZ"/>
-        </w:rPr>
-        <w:t xml:space="preserve">and </w:t>
+        <w:t xml:space="preserve">After this week, I committed to doing more hours per week. Each week, I worked out how many hours I needed using the formula [(450 - Running total) / weeks left], and </w:t>
       </w:r>
       <w:r>
         <w:rPr>
@@ -1278,13 +1247,7 @@
         <w:rPr>
           <w:lang w:val="en-NZ"/>
         </w:rPr>
-        <w:t xml:space="preserve"> to do at least that many hours in the coming week.</w:t>
-      </w:r>
-      <w:r>
-        <w:rPr>
-          <w:lang w:val="en-NZ"/>
-        </w:rPr>
-        <w:t xml:space="preserve"> From this point onwards, my weekly hours </w:t>
+        <w:t xml:space="preserve"> to do at least that many hours in the coming week. From this point onwards, my weekly hours </w:t>
       </w:r>
       <w:r>
         <w:rPr>
@@ -1318,13 +1281,7 @@
       </w:pPr>
       <w:bookmarkStart w:id="4" w:name="_Toc241870147"/>
       <w:r>
-        <w:t xml:space="preserve">Dave Sushames – Week </w:t>
-      </w:r>
-      <w:r>
-        <w:t>10</w:t>
-      </w:r>
-      <w:r>
-        <w:t xml:space="preserve"> Individual Log</w:t>
+        <w:t>Dave Sushames – Week 10 Individual Log</w:t>
       </w:r>
       <w:bookmarkEnd w:id="4"/>
     </w:p>
@@ -1493,35 +1450,7 @@
         <w:rPr>
           <w:lang w:val="en-NZ"/>
         </w:rPr>
-        <w:t xml:space="preserve">it would use tools like </w:t>
-      </w:r>
-      <w:proofErr w:type="spellStart"/>
-      <w:r>
-        <w:rPr>
-          <w:lang w:val="en-NZ"/>
-        </w:rPr>
-        <w:t>pdfcrack</w:t>
-      </w:r>
-      <w:proofErr w:type="spellEnd"/>
-      <w:r>
-        <w:rPr>
-          <w:lang w:val="en-NZ"/>
-        </w:rPr>
-        <w:t xml:space="preserve"> and </w:t>
-      </w:r>
-      <w:proofErr w:type="spellStart"/>
-      <w:r>
-        <w:rPr>
-          <w:lang w:val="en-NZ"/>
-        </w:rPr>
-        <w:t>steghide</w:t>
-      </w:r>
-      <w:proofErr w:type="spellEnd"/>
-      <w:r>
-        <w:rPr>
-          <w:lang w:val="en-NZ"/>
-        </w:rPr>
-        <w:t xml:space="preserve"> to extract encrypted information</w:t>
+        <w:t>it would use tools like pdfcrack and steghide to extract encrypted information</w:t>
       </w:r>
       <w:r>
         <w:rPr>
@@ -1533,21 +1462,7 @@
         <w:rPr>
           <w:lang w:val="en-NZ"/>
         </w:rPr>
-        <w:t xml:space="preserve"> when I messaged </w:t>
-      </w:r>
-      <w:proofErr w:type="gramStart"/>
-      <w:r>
-        <w:rPr>
-          <w:lang w:val="en-NZ"/>
-        </w:rPr>
-        <w:t>Bryce</w:t>
-      </w:r>
-      <w:proofErr w:type="gramEnd"/>
-      <w:r>
-        <w:rPr>
-          <w:lang w:val="en-NZ"/>
-        </w:rPr>
-        <w:t xml:space="preserve"> </w:t>
+        <w:t xml:space="preserve"> when I messaged Bryce </w:t>
       </w:r>
       <w:r>
         <w:rPr>
@@ -1613,21 +1528,7 @@
         <w:rPr>
           <w:lang w:val="en-NZ"/>
         </w:rPr>
-        <w:t xml:space="preserve">by calling </w:t>
-      </w:r>
-      <w:proofErr w:type="spellStart"/>
-      <w:r>
-        <w:rPr>
-          <w:lang w:val="en-NZ"/>
-        </w:rPr>
-        <w:t>Ollama’s</w:t>
-      </w:r>
-      <w:proofErr w:type="spellEnd"/>
-      <w:r>
-        <w:rPr>
-          <w:lang w:val="en-NZ"/>
-        </w:rPr>
-        <w:t xml:space="preserve"> </w:t>
+        <w:t xml:space="preserve">by calling Ollama’s </w:t>
       </w:r>
       <w:r>
         <w:rPr>
@@ -1641,23 +1542,13 @@
         </w:rPr>
         <w:t xml:space="preserve"> directly instead of using the </w:t>
       </w:r>
-      <w:proofErr w:type="spellStart"/>
       <w:r>
         <w:rPr>
           <w:i/>
           <w:iCs/>
           <w:lang w:val="en-NZ"/>
         </w:rPr>
-        <w:t>ollama</w:t>
-      </w:r>
-      <w:proofErr w:type="spellEnd"/>
-      <w:r>
-        <w:rPr>
-          <w:i/>
-          <w:iCs/>
-          <w:lang w:val="en-NZ"/>
-        </w:rPr>
-        <w:t xml:space="preserve"> run</w:t>
+        <w:t>ollama run</w:t>
       </w:r>
       <w:r>
         <w:rPr>
@@ -1710,23 +1601,7 @@
         <w:rPr>
           <w:lang w:val="en-NZ"/>
         </w:rPr>
-        <w:t xml:space="preserve">was a </w:t>
-      </w:r>
-      <w:proofErr w:type="spellStart"/>
-      <w:proofErr w:type="gramStart"/>
-      <w:r>
-        <w:rPr>
-          <w:lang w:val="en-NZ"/>
-        </w:rPr>
-        <w:t>wake up</w:t>
-      </w:r>
-      <w:proofErr w:type="spellEnd"/>
-      <w:proofErr w:type="gramEnd"/>
-      <w:r>
-        <w:rPr>
-          <w:lang w:val="en-NZ"/>
-        </w:rPr>
-        <w:t xml:space="preserve"> call.</w:t>
+        <w:t>was a wake up call.</w:t>
       </w:r>
       <w:r>
         <w:rPr>
@@ -1758,19 +1633,11 @@
         </w:rPr>
         <w:t xml:space="preserve"> until after the </w:t>
       </w:r>
-      <w:proofErr w:type="spellStart"/>
-      <w:r>
-        <w:rPr>
-          <w:lang w:val="en-NZ"/>
-        </w:rPr>
-        <w:t>dropbox</w:t>
-      </w:r>
-      <w:proofErr w:type="spellEnd"/>
-      <w:r>
-        <w:rPr>
-          <w:lang w:val="en-NZ"/>
-        </w:rPr>
-        <w:t xml:space="preserve"> had closed.</w:t>
+      <w:r>
+        <w:rPr>
+          <w:lang w:val="en-NZ"/>
+        </w:rPr>
+        <w:t>dropbox had closed.</w:t>
       </w:r>
       <w:r>
         <w:rPr>
@@ -1796,19 +1663,11 @@
         </w:rPr>
         <w:t xml:space="preserve">turn in the missed logs, and should reflect on them in the </w:t>
       </w:r>
-      <w:proofErr w:type="spellStart"/>
-      <w:r>
-        <w:rPr>
-          <w:lang w:val="en-NZ"/>
-        </w:rPr>
-        <w:t>Self Management</w:t>
-      </w:r>
-      <w:proofErr w:type="spellEnd"/>
-      <w:r>
-        <w:rPr>
-          <w:lang w:val="en-NZ"/>
-        </w:rPr>
-        <w:t xml:space="preserve"> Review. </w:t>
+      <w:r>
+        <w:rPr>
+          <w:lang w:val="en-NZ"/>
+        </w:rPr>
+        <w:t xml:space="preserve">Self Management Review. </w:t>
       </w:r>
       <w:r>
         <w:rPr>
@@ -1820,21 +1679,7 @@
         <w:rPr>
           <w:lang w:val="en-NZ"/>
         </w:rPr>
-        <w:t xml:space="preserve">an assignment for my other class, so I feel the lower </w:t>
-      </w:r>
-      <w:proofErr w:type="gramStart"/>
-      <w:r>
-        <w:rPr>
-          <w:lang w:val="en-NZ"/>
-        </w:rPr>
-        <w:t>amount</w:t>
-      </w:r>
-      <w:proofErr w:type="gramEnd"/>
-      <w:r>
-        <w:rPr>
-          <w:lang w:val="en-NZ"/>
-        </w:rPr>
-        <w:t xml:space="preserve"> of hours this week is justifiable</w:t>
+        <w:t>an assignment for my other class, so I feel the lower amount of hours this week is justifiable</w:t>
       </w:r>
       <w:r>
         <w:rPr>
@@ -1865,35 +1710,7 @@
         <w:rPr>
           <w:lang w:val="en-NZ"/>
         </w:rPr>
-        <w:t xml:space="preserve">Finding out that using </w:t>
-      </w:r>
-      <w:proofErr w:type="spellStart"/>
-      <w:r>
-        <w:rPr>
-          <w:lang w:val="en-NZ"/>
-        </w:rPr>
-        <w:t>pdfcrack</w:t>
-      </w:r>
-      <w:proofErr w:type="spellEnd"/>
-      <w:r>
-        <w:rPr>
-          <w:lang w:val="en-NZ"/>
-        </w:rPr>
-        <w:t xml:space="preserve"> and </w:t>
-      </w:r>
-      <w:proofErr w:type="spellStart"/>
-      <w:r>
-        <w:rPr>
-          <w:lang w:val="en-NZ"/>
-        </w:rPr>
-        <w:t>steghide</w:t>
-      </w:r>
-      <w:proofErr w:type="spellEnd"/>
-      <w:r>
-        <w:rPr>
-          <w:lang w:val="en-NZ"/>
-        </w:rPr>
-        <w:t xml:space="preserve"> wasn’t required until after I had already done the work was frustrating</w:t>
+        <w:t>Finding out that using pdfcrack and steghide wasn’t required until after I had already done the work was frustrating</w:t>
       </w:r>
       <w:r>
         <w:rPr>
@@ -1960,21 +1777,7 @@
         <w:rPr>
           <w:lang w:val="en-NZ"/>
         </w:rPr>
-        <w:t>a –</w:t>
-      </w:r>
-      <w:proofErr w:type="spellStart"/>
-      <w:r>
-        <w:rPr>
-          <w:lang w:val="en-NZ"/>
-        </w:rPr>
-        <w:t>nowordwrap</w:t>
-      </w:r>
-      <w:proofErr w:type="spellEnd"/>
-      <w:r>
-        <w:rPr>
-          <w:lang w:val="en-NZ"/>
-        </w:rPr>
-        <w:t xml:space="preserve"> flag in the command, which also invalidated the hours I had spent with the API. This emphasized the importance of communication within the team when working on similar tasks.</w:t>
+        <w:t>a –nowordwrap flag in the command, which also invalidated the hours I had spent with the API. This emphasized the importance of communication within the team when working on similar tasks.</w:t>
       </w:r>
     </w:p>
     <w:p>
@@ -2110,11 +1913,152 @@
     </w:p>
     <w:p>
       <w:pPr>
+        <w:pStyle w:val="Heading1"/>
+      </w:pPr>
+      <w:r>
+        <w:lastRenderedPageBreak/>
+        <w:t>What I would change</w:t>
+      </w:r>
+    </w:p>
+    <w:p>
+      <w:pPr>
+        <w:rPr>
+          <w:lang w:val="en-NZ"/>
+        </w:rPr>
+      </w:pPr>
+      <w:r>
+        <w:rPr>
+          <w:lang w:val="en-NZ"/>
+        </w:rPr>
+        <w:t xml:space="preserve">If I could go back to week 1 of the </w:t>
+      </w:r>
+      <w:r>
+        <w:rPr>
+          <w:lang w:val="en-NZ"/>
+        </w:rPr>
+        <w:t xml:space="preserve">capstone project, I would </w:t>
+      </w:r>
+      <w:r>
+        <w:rPr>
+          <w:lang w:val="en-NZ"/>
+        </w:rPr>
+        <w:t>have done more hours of work earlier on</w:t>
+      </w:r>
+      <w:r>
+        <w:rPr>
+          <w:lang w:val="en-NZ"/>
+        </w:rPr>
+        <w:t xml:space="preserve">, as </w:t>
+      </w:r>
+      <w:r>
+        <w:rPr>
+          <w:lang w:val="en-NZ"/>
+        </w:rPr>
+        <w:t xml:space="preserve">having only 40 hours by the </w:t>
+      </w:r>
+      <w:r>
+        <w:rPr>
+          <w:lang w:val="en-NZ"/>
+        </w:rPr>
+        <w:t>end of week 4 was not good.</w:t>
+      </w:r>
+      <w:r>
+        <w:rPr>
+          <w:lang w:val="en-NZ"/>
+        </w:rPr>
+        <w:t xml:space="preserve"> </w:t>
+      </w:r>
+      <w:r>
+        <w:rPr>
+          <w:lang w:val="en-NZ"/>
+        </w:rPr>
+        <w:t xml:space="preserve">If I had done </w:t>
+      </w:r>
+      <w:r>
+        <w:rPr>
+          <w:lang w:val="en-NZ"/>
+        </w:rPr>
+        <w:t xml:space="preserve">28 hours of work </w:t>
+      </w:r>
+      <w:r>
+        <w:rPr>
+          <w:lang w:val="en-NZ"/>
+        </w:rPr>
+        <w:t>from week 1</w:t>
+      </w:r>
+      <w:r>
+        <w:rPr>
+          <w:lang w:val="en-NZ"/>
+        </w:rPr>
+        <w:t xml:space="preserve">, then </w:t>
+      </w:r>
+      <w:r>
+        <w:rPr>
+          <w:lang w:val="en-NZ"/>
+        </w:rPr>
+        <w:t>there</w:t>
+      </w:r>
+      <w:r>
+        <w:rPr>
+          <w:lang w:val="en-NZ"/>
+        </w:rPr>
+        <w:t xml:space="preserve"> would have </w:t>
+      </w:r>
+      <w:r>
+        <w:rPr>
+          <w:lang w:val="en-NZ"/>
+        </w:rPr>
+        <w:t xml:space="preserve">been </w:t>
+      </w:r>
+      <w:r>
+        <w:rPr>
+          <w:lang w:val="en-NZ"/>
+        </w:rPr>
+        <w:t>no trouble achieving 450 hours.</w:t>
+      </w:r>
+      <w:r>
+        <w:rPr>
+          <w:lang w:val="en-NZ"/>
+        </w:rPr>
+        <w:t xml:space="preserve"> </w:t>
+      </w:r>
+      <w:r>
+        <w:rPr>
+          <w:lang w:val="en-NZ"/>
+        </w:rPr>
+        <w:t xml:space="preserve">Also, I would have encouraged the team to submit the hourly logs as soon as </w:t>
+      </w:r>
+      <w:r>
+        <w:rPr>
+          <w:lang w:val="en-NZ"/>
+        </w:rPr>
+        <w:t>we audit them, so there’s no chance of missing deadlines, which happened a few times.</w:t>
+      </w:r>
+      <w:r>
+        <w:t xml:space="preserve"> Lastly, I would</w:t>
+      </w:r>
+      <w:r>
+        <w:t xml:space="preserve"> have</w:t>
+      </w:r>
+      <w:r>
+        <w:t xml:space="preserve"> </w:t>
+      </w:r>
+      <w:r>
+        <w:t>established the project scope better, as I had thought we were using tools such as pdfcrack and steghide as part of the foremost reports.</w:t>
+      </w:r>
+      <w:r>
+        <w:rPr>
+          <w:lang w:val="en-NZ"/>
+        </w:rPr>
+        <w:t xml:space="preserve"> </w:t>
+      </w:r>
+    </w:p>
+    <w:p>
+      <w:pPr>
         <w:pStyle w:val="Heading2"/>
       </w:pPr>
       <w:bookmarkStart w:id="8" w:name="_Toc241870151"/>
       <w:r>
-        <w:lastRenderedPageBreak/>
         <w:t>Appendices</w:t>
       </w:r>
       <w:bookmarkEnd w:id="8"/>
@@ -2135,62 +2079,22 @@
           <w:lang w:val="en-NZ"/>
         </w:rPr>
       </w:pPr>
-      <w:r>
-        <w:rPr>
+    </w:p>
+    <w:p>
+      <w:pPr>
+        <w:rPr>
+          <w:lang w:val="en-NZ"/>
+        </w:rPr>
+      </w:pPr>
+      <w:r>
+        <w:rPr>
+          <w:noProof/>
           <w:lang w:val="en-NZ"/>
         </w:rPr>
         <w:drawing>
-          <wp:inline distT="0" distB="0" distL="0" distR="0" wp14:anchorId="09541918" wp14:editId="7A53708D">
-            <wp:extent cx="4848902" cy="7106642"/>
-            <wp:effectExtent l="0" t="0" r="8890" b="0"/>
-            <wp:docPr id="977778270" name="Picture 1"/>
-            <wp:cNvGraphicFramePr>
-              <a:graphicFrameLocks xmlns:a="http://schemas.openxmlformats.org/drawingml/2006/main" noChangeAspect="1"/>
-            </wp:cNvGraphicFramePr>
-            <a:graphic xmlns:a="http://schemas.openxmlformats.org/drawingml/2006/main">
-              <a:graphicData uri="http://schemas.openxmlformats.org/drawingml/2006/picture">
-                <pic:pic xmlns:pic="http://schemas.openxmlformats.org/drawingml/2006/picture">
-                  <pic:nvPicPr>
-                    <pic:cNvPr id="977778270" name=""/>
-                    <pic:cNvPicPr/>
-                  </pic:nvPicPr>
-                  <pic:blipFill>
-                    <a:blip r:embed="rId5"/>
-                    <a:stretch>
-                      <a:fillRect/>
-                    </a:stretch>
-                  </pic:blipFill>
-                  <pic:spPr>
-                    <a:xfrm>
-                      <a:off x="0" y="0"/>
-                      <a:ext cx="4848902" cy="7106642"/>
-                    </a:xfrm>
-                    <a:prstGeom prst="rect">
-                      <a:avLst/>
-                    </a:prstGeom>
-                  </pic:spPr>
-                </pic:pic>
-              </a:graphicData>
-            </a:graphic>
-          </wp:inline>
-        </w:drawing>
-      </w:r>
-    </w:p>
-    <w:p>
-      <w:pPr>
-        <w:rPr>
-          <w:lang w:val="en-NZ"/>
-        </w:rPr>
-      </w:pPr>
-      <w:r>
-        <w:rPr>
-          <w:lang w:val="en-NZ"/>
-        </w:rPr>
-        <w:lastRenderedPageBreak/>
-        <w:drawing>
-          <wp:inline distT="0" distB="0" distL="0" distR="0" wp14:anchorId="1C2A23FC" wp14:editId="4EEEC180">
-            <wp:extent cx="5731510" cy="4809490"/>
-            <wp:effectExtent l="0" t="0" r="2540" b="0"/>
+          <wp:inline distT="0" distB="0" distL="0" distR="0" wp14:anchorId="1C2A23FC" wp14:editId="38D4904B">
+            <wp:extent cx="5731510" cy="3515528"/>
+            <wp:effectExtent l="0" t="0" r="2540" b="8890"/>
             <wp:docPr id="312514877" name="Picture 1"/>
             <wp:cNvGraphicFramePr>
               <a:graphicFrameLocks xmlns:a="http://schemas.openxmlformats.org/drawingml/2006/main" noChangeAspect="1"/>
@@ -2202,20 +2106,29 @@
                     <pic:cNvPr id="312514877" name=""/>
                     <pic:cNvPicPr/>
                   </pic:nvPicPr>
-                  <pic:blipFill>
-                    <a:blip r:embed="rId6"/>
+                  <pic:blipFill rotWithShape="1">
+                    <a:blip r:embed="rId5"/>
+                    <a:srcRect t="26905"/>
                     <a:stretch>
                       <a:fillRect/>
                     </a:stretch>
                   </pic:blipFill>
-                  <pic:spPr>
+                  <pic:spPr bwMode="auto">
                     <a:xfrm>
                       <a:off x="0" y="0"/>
-                      <a:ext cx="5731510" cy="4809490"/>
+                      <a:ext cx="5731510" cy="3515528"/>
                     </a:xfrm>
                     <a:prstGeom prst="rect">
                       <a:avLst/>
                     </a:prstGeom>
+                    <a:ln>
+                      <a:noFill/>
+                    </a:ln>
+                    <a:extLst>
+                      <a:ext uri="{53640926-AAD7-44D8-BBD7-CCE9431645EC}">
+                        <a14:shadowObscured xmlns:a14="http://schemas.microsoft.com/office/drawing/2010/main"/>
+                      </a:ext>
+                    </a:extLst>
                   </pic:spPr>
                 </pic:pic>
               </a:graphicData>
@@ -2355,6 +2268,7 @@
           <w:bCs/>
           <w:lang w:val="en-NZ"/>
         </w:rPr>
+        <w:lastRenderedPageBreak/>
         <w:t>Advisor meetings:</w:t>
       </w:r>
     </w:p>
@@ -2429,7 +2343,6 @@
           <w:bCs/>
           <w:lang w:val="en-NZ"/>
         </w:rPr>
-        <w:lastRenderedPageBreak/>
         <w:t>D</w:t>
       </w:r>
       <w:r>
@@ -2492,20 +2405,7 @@
       </w:pPr>
       <w:bookmarkStart w:id="11" w:name="_Toc241870154"/>
       <w:r>
-        <w:lastRenderedPageBreak/>
-        <w:t>Appendix X(</w:t>
-      </w:r>
-      <w:r>
-        <w:t>b</w:t>
-      </w:r>
-      <w:r>
-        <w:t xml:space="preserve">) Dave Sushames Week </w:t>
-      </w:r>
-      <w:r>
-        <w:t>10</w:t>
-      </w:r>
-      <w:r>
-        <w:t xml:space="preserve"> Individual Logbook Evidence</w:t>
+        <w:t>Appendix X(b) Dave Sushames Week 10 Individual Logbook Evidence</w:t>
       </w:r>
       <w:bookmarkEnd w:id="11"/>
     </w:p>
@@ -2515,61 +2415,21 @@
           <w:lang w:val="en-NZ"/>
         </w:rPr>
       </w:pPr>
-      <w:r>
-        <w:rPr>
+    </w:p>
+    <w:p>
+      <w:pPr>
+        <w:rPr>
+          <w:lang w:val="en-NZ"/>
+        </w:rPr>
+      </w:pPr>
+      <w:r>
+        <w:rPr>
+          <w:noProof/>
           <w:lang w:val="en-NZ"/>
         </w:rPr>
         <w:drawing>
-          <wp:inline distT="0" distB="0" distL="0" distR="0" wp14:anchorId="7F2A3B2D" wp14:editId="122D2B88">
-            <wp:extent cx="5506218" cy="7478169"/>
-            <wp:effectExtent l="0" t="0" r="0" b="8890"/>
-            <wp:docPr id="744944575" name="Picture 1"/>
-            <wp:cNvGraphicFramePr>
-              <a:graphicFrameLocks xmlns:a="http://schemas.openxmlformats.org/drawingml/2006/main" noChangeAspect="1"/>
-            </wp:cNvGraphicFramePr>
-            <a:graphic xmlns:a="http://schemas.openxmlformats.org/drawingml/2006/main">
-              <a:graphicData uri="http://schemas.openxmlformats.org/drawingml/2006/picture">
-                <pic:pic xmlns:pic="http://schemas.openxmlformats.org/drawingml/2006/picture">
-                  <pic:nvPicPr>
-                    <pic:cNvPr id="744944575" name=""/>
-                    <pic:cNvPicPr/>
-                  </pic:nvPicPr>
-                  <pic:blipFill>
-                    <a:blip r:embed="rId7"/>
-                    <a:stretch>
-                      <a:fillRect/>
-                    </a:stretch>
-                  </pic:blipFill>
-                  <pic:spPr>
-                    <a:xfrm>
-                      <a:off x="0" y="0"/>
-                      <a:ext cx="5506218" cy="7478169"/>
-                    </a:xfrm>
-                    <a:prstGeom prst="rect">
-                      <a:avLst/>
-                    </a:prstGeom>
-                  </pic:spPr>
-                </pic:pic>
-              </a:graphicData>
-            </a:graphic>
-          </wp:inline>
-        </w:drawing>
-      </w:r>
-    </w:p>
-    <w:p>
-      <w:pPr>
-        <w:rPr>
-          <w:lang w:val="en-NZ"/>
-        </w:rPr>
-      </w:pPr>
-      <w:r>
-        <w:rPr>
-          <w:lang w:val="en-NZ"/>
-        </w:rPr>
-        <w:lastRenderedPageBreak/>
-        <w:drawing>
-          <wp:inline distT="0" distB="0" distL="0" distR="0" wp14:anchorId="02B2A28D" wp14:editId="1A129D9E">
-            <wp:extent cx="5649113" cy="4706007"/>
+          <wp:inline distT="0" distB="0" distL="0" distR="0" wp14:anchorId="02B2A28D" wp14:editId="133580FC">
+            <wp:extent cx="5648960" cy="3411918"/>
             <wp:effectExtent l="0" t="0" r="8890" b="0"/>
             <wp:docPr id="568159335" name="Picture 1"/>
             <wp:cNvGraphicFramePr>
@@ -2582,20 +2442,29 @@
                     <pic:cNvPr id="568159335" name=""/>
                     <pic:cNvPicPr/>
                   </pic:nvPicPr>
-                  <pic:blipFill>
-                    <a:blip r:embed="rId8"/>
+                  <pic:blipFill rotWithShape="1">
+                    <a:blip r:embed="rId6"/>
+                    <a:srcRect t="27496"/>
                     <a:stretch>
                       <a:fillRect/>
                     </a:stretch>
                   </pic:blipFill>
-                  <pic:spPr>
+                  <pic:spPr bwMode="auto">
                     <a:xfrm>
                       <a:off x="0" y="0"/>
-                      <a:ext cx="5649113" cy="4706007"/>
+                      <a:ext cx="5649113" cy="3412010"/>
                     </a:xfrm>
                     <a:prstGeom prst="rect">
                       <a:avLst/>
                     </a:prstGeom>
+                    <a:ln>
+                      <a:noFill/>
+                    </a:ln>
+                    <a:extLst>
+                      <a:ext uri="{53640926-AAD7-44D8-BBD7-CCE9431645EC}">
+                        <a14:shadowObscured xmlns:a14="http://schemas.microsoft.com/office/drawing/2010/main"/>
+                      </a:ext>
+                    </a:extLst>
                   </pic:spPr>
                 </pic:pic>
               </a:graphicData>
@@ -2648,21 +2517,7 @@
         <w:rPr>
           <w:lang w:val="en-NZ"/>
         </w:rPr>
-        <w:t xml:space="preserve">Tuesday 9-2pm: Audited hourly logs, clarified upcoming meeting times. Arranged who would lead each presentation slide, made last minute refinements, did a practice run. Matt </w:t>
-      </w:r>
-      <w:proofErr w:type="spellStart"/>
-      <w:r>
-        <w:rPr>
-          <w:lang w:val="en-NZ"/>
-        </w:rPr>
-        <w:t>demo’d</w:t>
-      </w:r>
-      <w:proofErr w:type="spellEnd"/>
-      <w:r>
-        <w:rPr>
-          <w:lang w:val="en-NZ"/>
-        </w:rPr>
-        <w:t xml:space="preserve"> the foremost integration.</w:t>
+        <w:t>Tuesday 9-2pm: Audited hourly logs, clarified upcoming meeting times. Arranged who would lead each presentation slide, made last minute refinements, did a practice run. Matt demo’d the foremost integration.</w:t>
       </w:r>
     </w:p>
     <w:p>
@@ -2679,6 +2534,7 @@
           <w:bCs/>
           <w:lang w:val="en-NZ"/>
         </w:rPr>
+        <w:lastRenderedPageBreak/>
         <w:t>Client meetings:</w:t>
       </w:r>
     </w:p>
@@ -2692,49 +2548,7 @@
         <w:rPr>
           <w:lang w:val="en-NZ"/>
         </w:rPr>
-        <w:t xml:space="preserve">Tuesday 2:30-3:45 Giving presentation to Geoff. Discussion about project </w:t>
-      </w:r>
-      <w:proofErr w:type="gramStart"/>
-      <w:r>
-        <w:rPr>
-          <w:lang w:val="en-NZ"/>
-        </w:rPr>
-        <w:t>progress,.</w:t>
-      </w:r>
-      <w:proofErr w:type="gramEnd"/>
-      <w:r>
-        <w:rPr>
-          <w:lang w:val="en-NZ"/>
-        </w:rPr>
-        <w:t xml:space="preserve"> Him giving us permission to do </w:t>
-      </w:r>
-      <w:proofErr w:type="spellStart"/>
-      <w:r>
-        <w:rPr>
-          <w:lang w:val="en-NZ"/>
-        </w:rPr>
-        <w:t>nmap</w:t>
-      </w:r>
-      <w:proofErr w:type="spellEnd"/>
-      <w:r>
-        <w:rPr>
-          <w:lang w:val="en-NZ"/>
-        </w:rPr>
-        <w:t>/</w:t>
-      </w:r>
-      <w:proofErr w:type="spellStart"/>
-      <w:r>
-        <w:rPr>
-          <w:lang w:val="en-NZ"/>
-        </w:rPr>
-        <w:t>wireshark</w:t>
-      </w:r>
-      <w:proofErr w:type="spellEnd"/>
-      <w:r>
-        <w:rPr>
-          <w:lang w:val="en-NZ"/>
-        </w:rPr>
-        <w:t xml:space="preserve"> scanning on school network. Discussing AI’s limitations.</w:t>
+        <w:t>Tuesday 2:30-3:45 Giving presentation to Geoff. Discussion about project progress,. Him giving us permission to do nmap/wireshark scanning on school network. Discussing AI’s limitations.</w:t>
       </w:r>
     </w:p>
     <w:p>
@@ -2764,48 +2578,19 @@
         <w:rPr>
           <w:lang w:val="en-NZ"/>
         </w:rPr>
-        <w:t xml:space="preserve">Monday 8-10: Bryce gave advice for the presentation slides. Discussed inclusion of recent development in </w:t>
-      </w:r>
-      <w:proofErr w:type="spellStart"/>
-      <w:r>
-        <w:rPr>
-          <w:lang w:val="en-NZ"/>
-        </w:rPr>
-        <w:t>nMap</w:t>
-      </w:r>
-      <w:proofErr w:type="spellEnd"/>
-      <w:r>
-        <w:rPr>
-          <w:lang w:val="en-NZ"/>
-        </w:rPr>
-        <w:t xml:space="preserve">. He showed how the network tunnelling through SSH could access his </w:t>
-      </w:r>
-      <w:proofErr w:type="spellStart"/>
-      <w:r>
-        <w:rPr>
-          <w:lang w:val="en-NZ"/>
-        </w:rPr>
-        <w:t>ollama</w:t>
-      </w:r>
-      <w:proofErr w:type="spellEnd"/>
-      <w:r>
-        <w:rPr>
-          <w:lang w:val="en-NZ"/>
-        </w:rPr>
-        <w:t xml:space="preserve"> server.</w:t>
-      </w:r>
-    </w:p>
-    <w:p>
-      <w:pPr>
-        <w:rPr>
-          <w:lang w:val="en-NZ"/>
-        </w:rPr>
-      </w:pPr>
-      <w:r>
-        <w:rPr>
-          <w:lang w:val="en-NZ"/>
-        </w:rPr>
-        <w:lastRenderedPageBreak/>
+        <w:t>Monday 8-10: Bryce gave advice for the presentation slides. Discussed inclusion of recent development in nMap. He showed how the network tunnelling through SSH could access his ollama server.</w:t>
+      </w:r>
+    </w:p>
+    <w:p>
+      <w:pPr>
+        <w:rPr>
+          <w:lang w:val="en-NZ"/>
+        </w:rPr>
+      </w:pPr>
+      <w:r>
+        <w:rPr>
+          <w:lang w:val="en-NZ"/>
+        </w:rPr>
         <w:t>Monday 11-12: Meeting with Clement about presentation, as well as the project’s progress. Discussed mine and Sam’s missing weekly logs. Discussed how to document Olivia’s (PM) portion of the project.</w:t>
       </w:r>
     </w:p>
@@ -2819,21 +2604,7 @@
         <w:rPr>
           <w:lang w:val="en-NZ"/>
         </w:rPr>
-        <w:t xml:space="preserve">Friday 9-11am: Meeting with Bryce about starting work on the poster and final client deliverables, </w:t>
-      </w:r>
-      <w:proofErr w:type="spellStart"/>
-      <w:r>
-        <w:rPr>
-          <w:lang w:val="en-NZ"/>
-        </w:rPr>
-        <w:t>self management</w:t>
-      </w:r>
-      <w:proofErr w:type="spellEnd"/>
-      <w:r>
-        <w:rPr>
-          <w:lang w:val="en-NZ"/>
-        </w:rPr>
-        <w:t xml:space="preserve"> review, version number updates, and what will happen with mine and Sam’s missing logs.</w:t>
+        <w:t>Friday 9-11am: Meeting with Bryce about starting work on the poster and final client deliverables, self management review, version number updates, and what will happen with mine and Sam’s missing logs.</w:t>
       </w:r>
     </w:p>
     <w:p>
@@ -2916,7 +2687,7 @@
                     <pic:cNvPicPr/>
                   </pic:nvPicPr>
                   <pic:blipFill>
-                    <a:blip r:embed="rId9"/>
+                    <a:blip r:embed="rId7"/>
                     <a:stretch>
                       <a:fillRect/>
                     </a:stretch>
@@ -2954,63 +2725,14 @@
           <w:lang w:val="en-NZ"/>
         </w:rPr>
         <w:br/>
-        <w:t>Ran the new model with Matt’s “</w:t>
-      </w:r>
-      <w:proofErr w:type="spellStart"/>
-      <w:r>
-        <w:rPr>
-          <w:lang w:val="en-NZ"/>
-        </w:rPr>
-        <w:t>Ninemost</w:t>
-      </w:r>
-      <w:proofErr w:type="spellEnd"/>
-      <w:r>
-        <w:rPr>
-          <w:lang w:val="en-NZ"/>
-        </w:rPr>
-        <w:t>” foremost script, and continued work on a “</w:t>
-      </w:r>
-      <w:proofErr w:type="spellStart"/>
-      <w:r>
-        <w:rPr>
-          <w:lang w:val="en-NZ"/>
-        </w:rPr>
-        <w:t>Tenmost</w:t>
-      </w:r>
-      <w:proofErr w:type="spellEnd"/>
-      <w:r>
-        <w:rPr>
-          <w:lang w:val="en-NZ"/>
-        </w:rPr>
-        <w:t xml:space="preserve">” script where it would attempt to use </w:t>
-      </w:r>
-      <w:proofErr w:type="spellStart"/>
-      <w:r>
-        <w:rPr>
-          <w:lang w:val="en-NZ"/>
-        </w:rPr>
-        <w:t>pdfcrack</w:t>
-      </w:r>
-      <w:proofErr w:type="spellEnd"/>
-      <w:r>
-        <w:rPr>
-          <w:lang w:val="en-NZ"/>
-        </w:rPr>
-        <w:t xml:space="preserve"> and </w:t>
-      </w:r>
-      <w:proofErr w:type="spellStart"/>
-      <w:r>
-        <w:rPr>
-          <w:lang w:val="en-NZ"/>
-        </w:rPr>
-        <w:t>steghide</w:t>
-      </w:r>
-      <w:proofErr w:type="spellEnd"/>
-      <w:r>
-        <w:rPr>
-          <w:lang w:val="en-NZ"/>
-        </w:rPr>
-        <w:t xml:space="preserve"> to extract encrypted information. In a communication with Bryce, he said this would be more of a stretch goal, so not needed at the moment.</w:t>
+        <w:t xml:space="preserve">Ran the new model with Matt’s “Ninemost” foremost script, and continued work on a “Tenmost” script where it would attempt to use pdfcrack and steghide to extract encrypted </w:t>
+      </w:r>
+      <w:r>
+        <w:rPr>
+          <w:lang w:val="en-NZ"/>
+        </w:rPr>
+        <w:lastRenderedPageBreak/>
+        <w:t>information. In a communication with Bryce, he said this would be more of a stretch goal, so not needed at the moment.</w:t>
       </w:r>
     </w:p>
     <w:p>
@@ -3085,7 +2807,7 @@
                     <pic:cNvPicPr/>
                   </pic:nvPicPr>
                   <pic:blipFill>
-                    <a:blip r:embed="rId10"/>
+                    <a:blip r:embed="rId8"/>
                     <a:stretch>
                       <a:fillRect/>
                     </a:stretch>
@@ -3140,7 +2862,7 @@
                     <pic:cNvPicPr/>
                   </pic:nvPicPr>
                   <pic:blipFill>
-                    <a:blip r:embed="rId11"/>
+                    <a:blip r:embed="rId9"/>
                     <a:stretch>
                       <a:fillRect/>
                     </a:stretch>
@@ -3201,7 +2923,7 @@
                     <pic:cNvPicPr/>
                   </pic:nvPicPr>
                   <pic:blipFill>
-                    <a:blip r:embed="rId12"/>
+                    <a:blip r:embed="rId10"/>
                     <a:stretch>
                       <a:fillRect/>
                     </a:stretch>
@@ -3914,7 +3636,6 @@
   <w:style w:type="character" w:default="1" w:styleId="DefaultParagraphFont">
     <w:name w:val="Default Paragraph Font"/>
     <w:uiPriority w:val="1"/>
-    <w:semiHidden/>
     <w:unhideWhenUsed/>
   </w:style>
   <w:style w:type="table" w:default="1" w:styleId="TableNormal">
